--- a/test/人物分析系列.docx
+++ b/test/人物分析系列.docx
@@ -1,15 +1,27 @@
 
 <file path=word/document.xml><?xml version="1.0" encoding="utf-8"?>
-<w:document xmlns:wpc="http://schemas.microsoft.com/office/word/2010/wordprocessingCanvas" xmlns:cx="http://schemas.microsoft.com/office/drawing/2014/chartex" xmlns:cx1="http://schemas.microsoft.com/office/drawing/2015/9/8/chartex" xmlns:cx2="http://schemas.microsoft.com/office/drawing/2015/10/21/chartex" xmlns:cx3="http://schemas.microsoft.com/office/drawing/2016/5/9/chartex" xmlns:cx4="http://schemas.microsoft.com/office/drawing/2016/5/10/chartex" xmlns:cx5="http://schemas.microsoft.com/office/drawing/2016/5/11/chartex" xmlns:cx6="http://schemas.microsoft.com/office/drawing/2016/5/12/chartex" xmlns:cx7="http://schemas.microsoft.com/office/drawing/2016/5/13/chartex" xmlns:cx8="http://schemas.microsoft.com/office/drawing/2016/5/14/chartex" xmlns:mc="http://schemas.openxmlformats.org/markup-compatibility/2006" xmlns:aink="http://schemas.microsoft.com/office/drawing/2016/ink" xmlns:am3d="http://schemas.microsoft.com/office/drawing/2017/model3d" xmlns:o="urn:schemas-microsoft-com:office:office" xmlns:oel="http://schemas.microsoft.com/office/2019/extlst" xmlns:r="http://schemas.openxmlformats.org/officeDocument/2006/relationships" xmlns:m="http://schemas.openxmlformats.org/officeDocument/2006/math" xmlns:v="urn:schemas-microsoft-com:vml" xmlns:wp14="http://schemas.microsoft.com/office/word/2010/wordprocessingDrawing" xmlns:wp="http://schemas.openxmlformats.org/drawingml/2006/wordprocessingDrawing" xmlns:w10="urn:schemas-microsoft-com:office:word" xmlns:w="http://schemas.openxmlformats.org/wordprocessingml/2006/main" xmlns:w14="http://schemas.microsoft.com/office/word/2010/wordml" xmlns:w15="http://schemas.microsoft.com/office/word/2012/wordml" xmlns:w16cei="http://schemas.microsoft.com/office/word/2026/wordml/cei" xmlns:w16cex="http://schemas.microsoft.com/office/word/2018/wordml/cex" xmlns:w16cid="http://schemas.microsoft.com/office/word/2016/wordml/cid" xmlns:w16="http://schemas.microsoft.com/office/word/2018/wordml" xmlns:w16du="http://schemas.microsoft.com/office/word/2023/wordml/word16du" xmlns:w16sdtdh="http://schemas.microsoft.com/office/word/2020/wordml/sdtdatahash" xmlns:w16sdtfl="http://schemas.microsoft.com/office/word/2024/wordml/sdtformatlock" xmlns:w16se="http://schemas.microsoft.com/office/word/2015/wordml/symex" xmlns:wpg="http://schemas.microsoft.com/office/word/2010/wordprocessingGroup" xmlns:wpi="http://schemas.microsoft.com/office/word/2010/wordprocessingInk" xmlns:wne="http://schemas.microsoft.com/office/word/2006/wordml" xmlns:wps="http://schemas.microsoft.com/office/word/2010/wordprocessingShape" mc:Ignorable="w14 w15 w16se w16cid w16 w16cex w16sdtdh w16sdtfl w16du wp14">
+<w:document xmlns:wpc="http://schemas.microsoft.com/office/word/2010/wordprocessingCanvas" xmlns:cx="http://schemas.microsoft.com/office/drawing/2014/chartex" xmlns:cx1="http://schemas.microsoft.com/office/drawing/2015/9/8/chartex" xmlns:cx2="http://schemas.microsoft.com/office/drawing/2015/10/21/chartex" xmlns:cx3="http://schemas.microsoft.com/office/drawing/2016/5/9/chartex" xmlns:cx4="http://schemas.microsoft.com/office/drawing/2016/5/10/chartex" xmlns:cx5="http://schemas.microsoft.com/office/drawing/2016/5/11/chartex" xmlns:cx6="http://schemas.microsoft.com/office/drawing/2016/5/12/chartex" xmlns:cx7="http://schemas.microsoft.com/office/drawing/2016/5/13/chartex" xmlns:cx8="http://schemas.microsoft.com/office/drawing/2016/5/14/chartex" xmlns:mc="http://schemas.openxmlformats.org/markup-compatibility/2006" xmlns:aink="http://schemas.microsoft.com/office/drawing/2016/ink" xmlns:am3d="http://schemas.microsoft.com/office/drawing/2017/model3d" xmlns:o="urn:schemas-microsoft-com:office:office" xmlns:oel="http://schemas.microsoft.com/office/2019/extlst" xmlns:r="http://schemas.openxmlformats.org/officeDocument/2006/relationships" xmlns:m="http://schemas.openxmlformats.org/officeDocument/2006/math" xmlns:v="urn:schemas-microsoft-com:vml" xmlns:wp14="http://schemas.microsoft.com/office/word/2010/wordprocessingDrawing" xmlns:wp="http://schemas.openxmlformats.org/drawingml/2006/wordprocessingDrawing" xmlns:w10="urn:schemas-microsoft-com:office:word" xmlns:w="http://schemas.openxmlformats.org/wordprocessingml/2006/main" xmlns:w14="http://schemas.microsoft.com/office/word/2010/wordml" xmlns:w15="http://schemas.microsoft.com/office/word/2012/wordml" xmlns:w16cex="http://schemas.microsoft.com/office/word/2018/wordml/cex" xmlns:w16cid="http://schemas.microsoft.com/office/word/2016/wordml/cid" xmlns:w16="http://schemas.microsoft.com/office/word/2018/wordml" xmlns:w16du="http://schemas.microsoft.com/office/word/2023/wordml/word16du" xmlns:w16sdtdh="http://schemas.microsoft.com/office/word/2020/wordml/sdtdatahash" xmlns:w16sdtfl="http://schemas.microsoft.com/office/word/2024/wordml/sdtformatlock" xmlns:w16se="http://schemas.microsoft.com/office/word/2015/wordml/symex" xmlns:wpg="http://schemas.microsoft.com/office/word/2010/wordprocessingGroup" xmlns:wpi="http://schemas.microsoft.com/office/word/2010/wordprocessingInk" xmlns:wne="http://schemas.microsoft.com/office/word/2006/wordml" xmlns:wps="http://schemas.microsoft.com/office/word/2010/wordprocessingShape" mc:Ignorable="w14 w15 w16se w16cid w16 w16cex w16sdtdh w16sdtfl w16du wp14">
   <w:body>
     <w:p>
       <w:pPr>
         <w:spacing w:line="360" w:lineRule="auto"/>
         <w:ind w:firstLineChars="200" w:firstLine="420"/>
         <w:rPr>
-          <w:rFonts w:ascii="宋体" w:eastAsia="宋体" w:hAnsi="宋体" w:hint="eastAsia"/>
-        </w:rPr>
-      </w:pPr>
+          <w:rFonts w:ascii="宋体" w:eastAsia="宋体" w:hAnsi="宋体"/>
+        </w:rPr>
+      </w:pPr>
+      <w:r>
+        <w:rPr>
+          <w:rFonts w:ascii="宋体" w:eastAsia="宋体" w:hAnsi="宋体"/>
+        </w:rPr>
+        <w:t>人这一生的目标很大程度是在追求独立和自由</w:t>
+      </w:r>
+      <w:r>
+        <w:rPr>
+          <w:rFonts w:ascii="宋体" w:eastAsia="宋体" w:hAnsi="宋体" w:hint="eastAsia"/>
+        </w:rPr>
+        <w:t>。</w:t>
+      </w:r>
       <w:r>
         <w:rPr>
           <w:rFonts w:ascii="宋体" w:eastAsia="宋体" w:hAnsi="宋体" w:hint="eastAsia"/>
@@ -27,6 +39,33 @@
           <w:rFonts w:ascii="宋体" w:eastAsia="宋体" w:hAnsi="宋体" w:hint="eastAsia"/>
         </w:rPr>
         <w:t>可以预见。在三十岁之前，基本是在分析事情的客观物质部分，对于人的分析比较少，在三十岁以后的这两年，我开始彻底地对每个人进行分析，主观的人和客观的物质部分相结合才决定了事情发展的方向。</w:t>
+      </w:r>
+    </w:p>
+    <w:p>
+      <w:pPr>
+        <w:spacing w:line="360" w:lineRule="auto"/>
+        <w:ind w:firstLineChars="200" w:firstLine="420"/>
+        <w:rPr>
+          <w:rFonts w:ascii="宋体" w:eastAsia="宋体" w:hAnsi="宋体" w:hint="eastAsia"/>
+        </w:rPr>
+      </w:pPr>
+      <w:r>
+        <w:rPr>
+          <w:rFonts w:ascii="宋体" w:eastAsia="宋体" w:hAnsi="宋体"/>
+        </w:rPr>
+        <w:t>怎样对人进行分析？在对人分析的时候，是基于其社会实践进行的，也就是说在观察到一个分析对象的实际行为之前，对其是尽量减少主观判断的（</w:t>
+      </w:r>
+      <w:r>
+        <w:rPr>
+          <w:rFonts w:ascii="宋体" w:eastAsia="宋体" w:hAnsi="宋体" w:hint="eastAsia"/>
+        </w:rPr>
+        <w:t>例如，</w:t>
+      </w:r>
+      <w:r>
+        <w:rPr>
+          <w:rFonts w:ascii="宋体" w:eastAsia="宋体" w:hAnsi="宋体"/>
+        </w:rPr>
+        <w:t>根据其外貌形态可能有部分先入为主的判断）。实际上人总会根据历史的实践和当前的环境做出判断。</w:t>
       </w:r>
     </w:p>
     <w:p>
@@ -463,6 +502,7 @@
           <w:b/>
           <w:color w:val="000000" w:themeColor="text1"/>
         </w:rPr>
+        <w:lastRenderedPageBreak/>
         <w:t>重视学习</w:t>
       </w:r>
     </w:p>
@@ -471,7 +511,7 @@
         <w:spacing w:line="360" w:lineRule="auto"/>
         <w:ind w:firstLineChars="200" w:firstLine="420"/>
         <w:rPr>
-          <w:rFonts w:ascii="宋体" w:eastAsia="宋体" w:hAnsi="宋体"/>
+          <w:rFonts w:ascii="宋体" w:eastAsia="宋体" w:hAnsi="宋体" w:hint="eastAsia"/>
         </w:rPr>
       </w:pPr>
       <w:r>
@@ -521,7 +561,6 @@
           <w:b/>
           <w:color w:val="000000" w:themeColor="text1"/>
         </w:rPr>
-        <w:lastRenderedPageBreak/>
         <w:t>缺点</w:t>
       </w:r>
     </w:p>
@@ -543,13 +582,13 @@
         <w:rPr>
           <w:rFonts w:ascii="宋体" w:eastAsia="宋体" w:hAnsi="宋体" w:hint="eastAsia"/>
         </w:rPr>
+        <w:t>、分不清重点</w:t>
+      </w:r>
+      <w:r>
+        <w:rPr>
+          <w:rFonts w:ascii="宋体" w:eastAsia="宋体" w:hAnsi="宋体" w:hint="eastAsia"/>
+        </w:rPr>
         <w:t>、过于节俭</w:t>
-      </w:r>
-      <w:r>
-        <w:rPr>
-          <w:rFonts w:ascii="宋体" w:eastAsia="宋体" w:hAnsi="宋体" w:hint="eastAsia"/>
-        </w:rPr>
-        <w:t>、分不清重点</w:t>
       </w:r>
     </w:p>
     <w:p>
@@ -579,7 +618,7 @@
         <w:spacing w:line="360" w:lineRule="auto"/>
         <w:ind w:firstLineChars="200" w:firstLine="420"/>
         <w:rPr>
-          <w:rFonts w:ascii="宋体" w:eastAsia="宋体" w:hAnsi="宋体" w:hint="eastAsia"/>
+          <w:rFonts w:ascii="宋体" w:eastAsia="宋体" w:hAnsi="宋体"/>
         </w:rPr>
       </w:pPr>
       <w:r>
@@ -597,18 +636,18 @@
           <w:numId w:val="1"/>
         </w:numPr>
         <w:rPr>
+          <w:rFonts w:eastAsia="宋体"/>
+          <w:b/>
+          <w:color w:val="000000" w:themeColor="text1"/>
+        </w:rPr>
+      </w:pPr>
+      <w:r>
+        <w:rPr>
           <w:rFonts w:eastAsia="宋体" w:hint="eastAsia"/>
           <w:b/>
           <w:color w:val="000000" w:themeColor="text1"/>
         </w:rPr>
-      </w:pPr>
-      <w:r>
-        <w:rPr>
-          <w:rFonts w:eastAsia="宋体" w:hint="eastAsia"/>
-          <w:b/>
-          <w:color w:val="000000" w:themeColor="text1"/>
-        </w:rPr>
-        <w:t>认知局限性</w:t>
+        <w:t>情绪不稳定</w:t>
       </w:r>
     </w:p>
     <w:p>
@@ -621,60 +660,9 @@
       </w:pPr>
       <w:r>
         <w:rPr>
-          <w:rFonts w:ascii="宋体" w:eastAsia="宋体" w:hAnsi="宋体" w:hint="eastAsia"/>
-        </w:rPr>
-        <w:t>基本描述：</w:t>
-      </w:r>
-    </w:p>
-    <w:p>
-      <w:pPr>
-        <w:spacing w:line="360" w:lineRule="auto"/>
-        <w:ind w:firstLineChars="200" w:firstLine="420"/>
-        <w:rPr>
-          <w:rFonts w:ascii="宋体" w:eastAsia="宋体" w:hAnsi="宋体" w:hint="eastAsia"/>
-        </w:rPr>
-      </w:pPr>
-      <w:r>
-        <w:rPr>
-          <w:rFonts w:ascii="宋体" w:eastAsia="宋体" w:hAnsi="宋体" w:hint="eastAsia"/>
-        </w:rPr>
-        <w:t>非常典型的</w:t>
-      </w:r>
-      <w:r>
-        <w:rPr>
-          <w:rFonts w:ascii="宋体" w:eastAsia="宋体" w:hAnsi="宋体" w:hint="eastAsia"/>
-        </w:rPr>
-        <w:t>体现在大学填报志愿方面，</w:t>
-      </w:r>
-      <w:r>
-        <w:rPr>
-          <w:rFonts w:ascii="宋体" w:eastAsia="宋体" w:hAnsi="宋体" w:hint="eastAsia"/>
-        </w:rPr>
-        <w:t>选大学要选学校、选专业、选城市；总体来看985大学比211的竞争力更强一些，211更多是部分热门专业比一些985大学有优势，但是实际就业的时候，除非是定向就业的场景，否则一般情况下都是985大学更有竞争力，比如985大学的保研名额通常更多一些，图书馆等资源更丰富一些；</w:t>
-      </w:r>
-      <w:r>
-        <w:rPr>
-          <w:rFonts w:ascii="宋体" w:eastAsia="宋体" w:hAnsi="宋体" w:hint="eastAsia"/>
-        </w:rPr>
-        <w:t>还有“</w:t>
-      </w:r>
-      <w:r>
-        <w:rPr>
-          <w:rFonts w:ascii="宋体" w:eastAsia="宋体" w:hAnsi="宋体" w:hint="eastAsia"/>
-        </w:rPr>
-        <w:t>上了大学就轻松了</w:t>
-      </w:r>
-      <w:r>
-        <w:rPr>
-          <w:rFonts w:ascii="宋体" w:eastAsia="宋体" w:hAnsi="宋体" w:hint="eastAsia"/>
-        </w:rPr>
-        <w:t>”</w:t>
-      </w:r>
-      <w:r>
-        <w:rPr>
-          <w:rFonts w:ascii="宋体" w:eastAsia="宋体" w:hAnsi="宋体" w:hint="eastAsia"/>
-        </w:rPr>
-        <w:t>这种说法是非常错误的，中学更多是起到筛选作用，或者说筛选大于培养。大学才是更应该学习的时候，大学学习的内容和个人的职业生涯有非常强的关系</w:t>
+          <w:rFonts w:ascii="宋体" w:eastAsia="宋体" w:hAnsi="宋体"/>
+        </w:rPr>
+        <w:t>经常性的争吵使得生活环境存在大量的噪音，会影响人的情绪和判断</w:t>
       </w:r>
       <w:r>
         <w:rPr>
@@ -684,75 +672,9 @@
       </w:r>
       <w:r>
         <w:rPr>
-          <w:rFonts w:ascii="宋体" w:eastAsia="宋体" w:hAnsi="宋体" w:hint="eastAsia"/>
-        </w:rPr>
-        <w:t>不应该把自己的期望强加给子女，</w:t>
-      </w:r>
-      <w:r>
-        <w:rPr>
-          <w:rFonts w:ascii="宋体" w:eastAsia="宋体" w:hAnsi="宋体" w:hint="eastAsia"/>
-        </w:rPr>
-        <w:t>特别是如果自己没有能力安排好</w:t>
-      </w:r>
-      <w:r>
-        <w:rPr>
-          <w:rFonts w:ascii="宋体" w:eastAsia="宋体" w:hAnsi="宋体" w:hint="eastAsia"/>
-        </w:rPr>
-        <w:t>子女</w:t>
-      </w:r>
-      <w:r>
-        <w:rPr>
-          <w:rFonts w:ascii="宋体" w:eastAsia="宋体" w:hAnsi="宋体" w:hint="eastAsia"/>
-        </w:rPr>
-        <w:t>未来的人生主线</w:t>
-      </w:r>
-      <w:r>
-        <w:rPr>
-          <w:rFonts w:ascii="宋体" w:eastAsia="宋体" w:hAnsi="宋体" w:hint="eastAsia"/>
-        </w:rPr>
-        <w:t>。</w:t>
-      </w:r>
-    </w:p>
-    <w:p>
-      <w:pPr>
-        <w:spacing w:line="360" w:lineRule="auto"/>
-        <w:ind w:firstLineChars="200" w:firstLine="420"/>
-        <w:rPr>
-          <w:rFonts w:ascii="宋体" w:eastAsia="宋体" w:hAnsi="宋体" w:hint="eastAsia"/>
-        </w:rPr>
-      </w:pPr>
-      <w:r>
-        <w:rPr>
-          <w:rFonts w:ascii="宋体" w:eastAsia="宋体" w:hAnsi="宋体" w:hint="eastAsia"/>
-        </w:rPr>
-        <w:t>经验教训：</w:t>
-      </w:r>
-    </w:p>
-    <w:p>
-      <w:pPr>
-        <w:spacing w:line="360" w:lineRule="auto"/>
-        <w:ind w:firstLineChars="200" w:firstLine="420"/>
-        <w:rPr>
-          <w:rFonts w:ascii="宋体" w:eastAsia="宋体" w:hAnsi="宋体" w:hint="eastAsia"/>
-        </w:rPr>
-      </w:pPr>
-      <w:r>
-        <w:rPr>
-          <w:rFonts w:ascii="宋体" w:eastAsia="宋体" w:hAnsi="宋体" w:hint="eastAsia"/>
-        </w:rPr>
-        <w:t>关于认知局限性，</w:t>
-      </w:r>
-      <w:r>
-        <w:rPr>
-          <w:rFonts w:ascii="宋体" w:eastAsia="宋体" w:hAnsi="宋体" w:hint="eastAsia"/>
-        </w:rPr>
-        <w:t>不知道本身没有什么问题，只要保持沉默就好。一知半解本身影响也不大，作为茶余饭后的谈资没有什么问题。比较糟糕的一种情况是，对事情本身的认识是一知半解，但是却要做出决定，并且这个决定是对其他人有影响的</w:t>
-      </w:r>
-      <w:r>
-        <w:rPr>
-          <w:rFonts w:ascii="宋体" w:eastAsia="宋体" w:hAnsi="宋体" w:hint="eastAsia"/>
-        </w:rPr>
-        <w:t>。一定要扩展认知，基本的途径就是尽可能获取广泛的有价值的信息、持续的进行阅读学习。</w:t>
+          <w:rFonts w:ascii="宋体" w:eastAsia="宋体" w:hAnsi="宋体"/>
+        </w:rPr>
+        <w:t>经常说的都是负能量的内容，</w:t>
       </w:r>
     </w:p>
     <w:p>
@@ -774,15 +696,200 @@
           <w:b/>
           <w:color w:val="000000" w:themeColor="text1"/>
         </w:rPr>
-        <w:t>过于节俭</w:t>
-      </w:r>
-      <w:r>
+        <w:t>认知局限性</w:t>
+      </w:r>
+    </w:p>
+    <w:p>
+      <w:pPr>
+        <w:spacing w:line="360" w:lineRule="auto"/>
+        <w:ind w:firstLineChars="200" w:firstLine="420"/>
+        <w:rPr>
+          <w:rFonts w:ascii="宋体" w:eastAsia="宋体" w:hAnsi="宋体" w:hint="eastAsia"/>
+        </w:rPr>
+      </w:pPr>
+      <w:r>
+        <w:rPr>
+          <w:rFonts w:ascii="宋体" w:eastAsia="宋体" w:hAnsi="宋体" w:hint="eastAsia"/>
+        </w:rPr>
+        <w:t>基本描述：</w:t>
+      </w:r>
+    </w:p>
+    <w:p>
+      <w:pPr>
+        <w:spacing w:line="360" w:lineRule="auto"/>
+        <w:ind w:firstLineChars="200" w:firstLine="420"/>
+        <w:rPr>
+          <w:rFonts w:ascii="宋体" w:eastAsia="宋体" w:hAnsi="宋体" w:hint="eastAsia"/>
+        </w:rPr>
+      </w:pPr>
+      <w:r>
+        <w:rPr>
+          <w:rFonts w:ascii="宋体" w:eastAsia="宋体" w:hAnsi="宋体" w:hint="eastAsia"/>
+        </w:rPr>
+        <w:t>非常典型的</w:t>
+      </w:r>
+      <w:r>
+        <w:rPr>
+          <w:rFonts w:ascii="宋体" w:eastAsia="宋体" w:hAnsi="宋体" w:hint="eastAsia"/>
+        </w:rPr>
+        <w:t>体现在大学填报志愿方面，</w:t>
+      </w:r>
+      <w:r>
+        <w:rPr>
+          <w:rFonts w:ascii="宋体" w:eastAsia="宋体" w:hAnsi="宋体" w:hint="eastAsia"/>
+        </w:rPr>
+        <w:t>选大学要选学校、选专业、选城市；总体来看985大学比211的竞争力更强一些，211更多是部分热门专业比一些985大学有优势，但是实际就业的时候，除非是定向就业的场景，否则一般情况下都是985大学更有竞争力，比如985大学的保研名额通常更多一些，图书馆等资源更丰富一些；</w:t>
+      </w:r>
+      <w:r>
+        <w:rPr>
+          <w:rFonts w:ascii="宋体" w:eastAsia="宋体" w:hAnsi="宋体" w:hint="eastAsia"/>
+        </w:rPr>
+        <w:t>还有“</w:t>
+      </w:r>
+      <w:r>
+        <w:rPr>
+          <w:rFonts w:ascii="宋体" w:eastAsia="宋体" w:hAnsi="宋体" w:hint="eastAsia"/>
+        </w:rPr>
+        <w:t>上了大学就轻松了</w:t>
+      </w:r>
+      <w:r>
+        <w:rPr>
+          <w:rFonts w:ascii="宋体" w:eastAsia="宋体" w:hAnsi="宋体" w:hint="eastAsia"/>
+        </w:rPr>
+        <w:t>”</w:t>
+      </w:r>
+      <w:r>
+        <w:rPr>
+          <w:rFonts w:ascii="宋体" w:eastAsia="宋体" w:hAnsi="宋体" w:hint="eastAsia"/>
+        </w:rPr>
+        <w:t>这种说法是非常错误的，中学更多是起到筛选作用，或者说筛选大于培养。大学才是更应该学习的时候，大学学习的内容和个人的职业生涯有非常强的关系</w:t>
+      </w:r>
+      <w:r>
+        <w:rPr>
+          <w:rFonts w:ascii="宋体" w:eastAsia="宋体" w:hAnsi="宋体" w:hint="eastAsia"/>
+        </w:rPr>
+        <w:t>。</w:t>
+      </w:r>
+      <w:r>
+        <w:rPr>
+          <w:rFonts w:ascii="宋体" w:eastAsia="宋体" w:hAnsi="宋体" w:hint="eastAsia"/>
+        </w:rPr>
+        <w:t>不应该把自己的期望强加给子女，</w:t>
+      </w:r>
+      <w:r>
+        <w:rPr>
+          <w:rFonts w:ascii="宋体" w:eastAsia="宋体" w:hAnsi="宋体" w:hint="eastAsia"/>
+        </w:rPr>
+        <w:t>特别是如果自己没有能力安排好</w:t>
+      </w:r>
+      <w:r>
+        <w:rPr>
+          <w:rFonts w:ascii="宋体" w:eastAsia="宋体" w:hAnsi="宋体" w:hint="eastAsia"/>
+        </w:rPr>
+        <w:t>子女</w:t>
+      </w:r>
+      <w:r>
+        <w:rPr>
+          <w:rFonts w:ascii="宋体" w:eastAsia="宋体" w:hAnsi="宋体" w:hint="eastAsia"/>
+        </w:rPr>
+        <w:t>未来的人生主线</w:t>
+      </w:r>
+      <w:r>
+        <w:rPr>
+          <w:rFonts w:ascii="宋体" w:eastAsia="宋体" w:hAnsi="宋体" w:hint="eastAsia"/>
+        </w:rPr>
+        <w:t>。</w:t>
+      </w:r>
+      <w:r>
+        <w:rPr>
+          <w:rFonts w:ascii="宋体" w:eastAsia="宋体" w:hAnsi="宋体"/>
+        </w:rPr>
+        <w:t>他们的行为方式在其所处的农村这个有限环境下大概是有效的，但是在另外的环境下就不适用。</w:t>
+      </w:r>
+    </w:p>
+    <w:p>
+      <w:pPr>
+        <w:spacing w:line="360" w:lineRule="auto"/>
+        <w:ind w:firstLineChars="200" w:firstLine="420"/>
+        <w:rPr>
+          <w:rFonts w:ascii="宋体" w:eastAsia="宋体" w:hAnsi="宋体" w:hint="eastAsia"/>
+        </w:rPr>
+      </w:pPr>
+      <w:r>
+        <w:rPr>
+          <w:rFonts w:ascii="宋体" w:eastAsia="宋体" w:hAnsi="宋体" w:hint="eastAsia"/>
+        </w:rPr>
+        <w:t>经验教训：</w:t>
+      </w:r>
+    </w:p>
+    <w:p>
+      <w:pPr>
+        <w:spacing w:line="360" w:lineRule="auto"/>
+        <w:ind w:firstLineChars="200" w:firstLine="420"/>
+        <w:rPr>
+          <w:rFonts w:ascii="宋体" w:eastAsia="宋体" w:hAnsi="宋体"/>
+        </w:rPr>
+      </w:pPr>
+      <w:r>
+        <w:rPr>
+          <w:rFonts w:ascii="宋体" w:eastAsia="宋体" w:hAnsi="宋体" w:hint="eastAsia"/>
+        </w:rPr>
+        <w:t>关于认知局限性，</w:t>
+      </w:r>
+      <w:r>
+        <w:rPr>
+          <w:rFonts w:ascii="宋体" w:eastAsia="宋体" w:hAnsi="宋体" w:hint="eastAsia"/>
+        </w:rPr>
+        <w:t>不知道本身没有什么问题，只要保持沉默就好。一知半解本身影响也不大，作为茶余饭后的谈资没有什么问题。比较糟糕的一种情况是，对事情本身的认识是一知半解，但是却要做出决定，并且这个决定是对其他人有影响的</w:t>
+      </w:r>
+      <w:r>
+        <w:rPr>
+          <w:rFonts w:ascii="宋体" w:eastAsia="宋体" w:hAnsi="宋体" w:hint="eastAsia"/>
+        </w:rPr>
+        <w:t>。一定要扩展认知，</w:t>
+      </w:r>
+      <w:r>
+        <w:rPr>
+          <w:rFonts w:ascii="宋体" w:eastAsia="宋体" w:hAnsi="宋体" w:hint="eastAsia"/>
+        </w:rPr>
+        <w:lastRenderedPageBreak/>
+        <w:t>基本的途径就是</w:t>
+      </w:r>
+      <w:r>
+        <w:rPr>
+          <w:rFonts w:ascii="宋体" w:eastAsia="宋体" w:hAnsi="宋体" w:hint="eastAsia"/>
+          <w:b/>
+          <w:bCs/>
+        </w:rPr>
+        <w:t>尽可能获取广泛的有价值的信息</w:t>
+      </w:r>
+      <w:r>
+        <w:rPr>
+          <w:rFonts w:ascii="宋体" w:eastAsia="宋体" w:hAnsi="宋体" w:hint="eastAsia"/>
+        </w:rPr>
+        <w:t>、持续的进行阅读学习。</w:t>
+      </w:r>
+    </w:p>
+    <w:p>
+      <w:pPr>
+        <w:pStyle w:val="3"/>
+        <w:numPr>
+          <w:ilvl w:val="2"/>
+          <w:numId w:val="1"/>
+        </w:numPr>
         <w:rPr>
           <w:rFonts w:eastAsia="宋体" w:hint="eastAsia"/>
           <w:b/>
           <w:color w:val="000000" w:themeColor="text1"/>
         </w:rPr>
-        <w:t>：</w:t>
+      </w:pPr>
+      <w:r>
+        <w:rPr>
+          <w:rFonts w:eastAsia="宋体" w:hint="eastAsia"/>
+          <w:b/>
+          <w:color w:val="000000" w:themeColor="text1"/>
+        </w:rPr>
+        <w:t>分不清重点</w:t>
       </w:r>
     </w:p>
     <w:p>
@@ -795,6 +902,81 @@
       </w:pPr>
       <w:r>
         <w:rPr>
+          <w:rFonts w:ascii="宋体" w:eastAsia="宋体" w:hAnsi="宋体"/>
+        </w:rPr>
+        <w:t>分不清重点其实也可以作为认知局限性的一部分，但是这里还是单独拿出来分析。</w:t>
+      </w:r>
+      <w:r>
+        <w:rPr>
+          <w:rFonts w:ascii="宋体" w:eastAsia="宋体" w:hAnsi="宋体" w:hint="eastAsia"/>
+        </w:rPr>
+        <w:t>典型的场景是</w:t>
+      </w:r>
+      <w:r>
+        <w:rPr>
+          <w:rFonts w:ascii="宋体" w:eastAsia="宋体" w:hAnsi="宋体" w:hint="eastAsia"/>
+        </w:rPr>
+        <w:t>：</w:t>
+      </w:r>
+      <w:r>
+        <w:rPr>
+          <w:rFonts w:ascii="宋体" w:eastAsia="宋体" w:hAnsi="宋体"/>
+        </w:rPr>
+        <w:t>经常说关心这个人、关心那个人，实际上自己并没有照顾好自己、自己的家庭</w:t>
+      </w:r>
+      <w:r>
+        <w:rPr>
+          <w:rFonts w:ascii="宋体" w:eastAsia="宋体" w:hAnsi="宋体" w:hint="eastAsia"/>
+        </w:rPr>
+        <w:t>。</w:t>
+      </w:r>
+      <w:r>
+        <w:rPr>
+          <w:rFonts w:ascii="宋体" w:eastAsia="宋体" w:hAnsi="宋体"/>
+        </w:rPr>
+        <w:t>自己照顾好自己，从精神和物质上照顾好孩子，这些才是核心重要的事情，在做到这些之前，考虑其他的事情没有什么意义。</w:t>
+      </w:r>
+    </w:p>
+    <w:p>
+      <w:pPr>
+        <w:pStyle w:val="3"/>
+        <w:numPr>
+          <w:ilvl w:val="2"/>
+          <w:numId w:val="1"/>
+        </w:numPr>
+        <w:rPr>
+          <w:rFonts w:eastAsia="宋体" w:hint="eastAsia"/>
+          <w:b/>
+          <w:color w:val="000000" w:themeColor="text1"/>
+        </w:rPr>
+      </w:pPr>
+      <w:r>
+        <w:rPr>
+          <w:rFonts w:eastAsia="宋体" w:hint="eastAsia"/>
+          <w:b/>
+          <w:color w:val="000000" w:themeColor="text1"/>
+        </w:rPr>
+        <w:t>过于节俭</w:t>
+      </w:r>
+      <w:r>
+        <w:rPr>
+          <w:rFonts w:eastAsia="宋体" w:hint="eastAsia"/>
+          <w:b/>
+          <w:color w:val="000000" w:themeColor="text1"/>
+        </w:rPr>
+        <w:t>：</w:t>
+      </w:r>
+    </w:p>
+    <w:p>
+      <w:pPr>
+        <w:spacing w:line="360" w:lineRule="auto"/>
+        <w:ind w:firstLineChars="200" w:firstLine="420"/>
+        <w:rPr>
+          <w:rFonts w:ascii="宋体" w:eastAsia="宋体" w:hAnsi="宋体" w:hint="eastAsia"/>
+        </w:rPr>
+      </w:pPr>
+      <w:r>
+        <w:rPr>
           <w:rFonts w:ascii="宋体" w:eastAsia="宋体" w:hAnsi="宋体" w:hint="eastAsia"/>
         </w:rPr>
         <w:t>过于节俭体现在</w:t>
@@ -863,14 +1045,7 @@
         <w:rPr>
           <w:rFonts w:ascii="宋体" w:eastAsia="宋体" w:hAnsi="宋体" w:hint="eastAsia"/>
         </w:rPr>
-        <w:t>和城市还是有很大的差距，比如夏天没</w:t>
-      </w:r>
-      <w:r>
-        <w:rPr>
-          <w:rFonts w:ascii="宋体" w:eastAsia="宋体" w:hAnsi="宋体" w:hint="eastAsia"/>
-        </w:rPr>
-        <w:lastRenderedPageBreak/>
-        <w:t>有空调，温度很高的情况下，不容易安静下来学习。</w:t>
+        <w:t>和城市还是有很大的差距，比如夏天没有空调，温度很高的情况下，不容易安静下来学习。</w:t>
       </w:r>
       <w:r>
         <w:rPr>
@@ -983,7 +1158,7 @@
 </file>
 
 <file path=word/endnotes.xml><?xml version="1.0" encoding="utf-8"?>
-<w:endnotes xmlns:wpc="http://schemas.microsoft.com/office/word/2010/wordprocessingCanvas" xmlns:cx="http://schemas.microsoft.com/office/drawing/2014/chartex" xmlns:cx1="http://schemas.microsoft.com/office/drawing/2015/9/8/chartex" xmlns:cx2="http://schemas.microsoft.com/office/drawing/2015/10/21/chartex" xmlns:cx3="http://schemas.microsoft.com/office/drawing/2016/5/9/chartex" xmlns:cx4="http://schemas.microsoft.com/office/drawing/2016/5/10/chartex" xmlns:cx5="http://schemas.microsoft.com/office/drawing/2016/5/11/chartex" xmlns:cx6="http://schemas.microsoft.com/office/drawing/2016/5/12/chartex" xmlns:cx7="http://schemas.microsoft.com/office/drawing/2016/5/13/chartex" xmlns:cx8="http://schemas.microsoft.com/office/drawing/2016/5/14/chartex" xmlns:mc="http://schemas.openxmlformats.org/markup-compatibility/2006" xmlns:aink="http://schemas.microsoft.com/office/drawing/2016/ink" xmlns:am3d="http://schemas.microsoft.com/office/drawing/2017/model3d" xmlns:o="urn:schemas-microsoft-com:office:office" xmlns:oel="http://schemas.microsoft.com/office/2019/extlst" xmlns:r="http://schemas.openxmlformats.org/officeDocument/2006/relationships" xmlns:m="http://schemas.openxmlformats.org/officeDocument/2006/math" xmlns:v="urn:schemas-microsoft-com:vml" xmlns:wp14="http://schemas.microsoft.com/office/word/2010/wordprocessingDrawing" xmlns:wp="http://schemas.openxmlformats.org/drawingml/2006/wordprocessingDrawing" xmlns:w10="urn:schemas-microsoft-com:office:word" xmlns:w="http://schemas.openxmlformats.org/wordprocessingml/2006/main" xmlns:w14="http://schemas.microsoft.com/office/word/2010/wordml" xmlns:w15="http://schemas.microsoft.com/office/word/2012/wordml" xmlns:w16cei="http://schemas.microsoft.com/office/word/2026/wordml/cei" xmlns:w16cex="http://schemas.microsoft.com/office/word/2018/wordml/cex" xmlns:w16cid="http://schemas.microsoft.com/office/word/2016/wordml/cid" xmlns:w16="http://schemas.microsoft.com/office/word/2018/wordml" xmlns:w16du="http://schemas.microsoft.com/office/word/2023/wordml/word16du" xmlns:w16sdtdh="http://schemas.microsoft.com/office/word/2020/wordml/sdtdatahash" xmlns:w16sdtfl="http://schemas.microsoft.com/office/word/2024/wordml/sdtformatlock" xmlns:w16se="http://schemas.microsoft.com/office/word/2015/wordml/symex" xmlns:wpg="http://schemas.microsoft.com/office/word/2010/wordprocessingGroup" xmlns:wpi="http://schemas.microsoft.com/office/word/2010/wordprocessingInk" xmlns:wne="http://schemas.microsoft.com/office/word/2006/wordml" xmlns:wps="http://schemas.microsoft.com/office/word/2010/wordprocessingShape" mc:Ignorable="w14 w15 w16se w16cid w16 w16cex w16sdtdh w16sdtfl w16du wp14">
+<w:endnotes xmlns:wpc="http://schemas.microsoft.com/office/word/2010/wordprocessingCanvas" xmlns:cx="http://schemas.microsoft.com/office/drawing/2014/chartex" xmlns:cx1="http://schemas.microsoft.com/office/drawing/2015/9/8/chartex" xmlns:cx2="http://schemas.microsoft.com/office/drawing/2015/10/21/chartex" xmlns:cx3="http://schemas.microsoft.com/office/drawing/2016/5/9/chartex" xmlns:cx4="http://schemas.microsoft.com/office/drawing/2016/5/10/chartex" xmlns:cx5="http://schemas.microsoft.com/office/drawing/2016/5/11/chartex" xmlns:cx6="http://schemas.microsoft.com/office/drawing/2016/5/12/chartex" xmlns:cx7="http://schemas.microsoft.com/office/drawing/2016/5/13/chartex" xmlns:cx8="http://schemas.microsoft.com/office/drawing/2016/5/14/chartex" xmlns:mc="http://schemas.openxmlformats.org/markup-compatibility/2006" xmlns:aink="http://schemas.microsoft.com/office/drawing/2016/ink" xmlns:am3d="http://schemas.microsoft.com/office/drawing/2017/model3d" xmlns:o="urn:schemas-microsoft-com:office:office" xmlns:oel="http://schemas.microsoft.com/office/2019/extlst" xmlns:r="http://schemas.openxmlformats.org/officeDocument/2006/relationships" xmlns:m="http://schemas.openxmlformats.org/officeDocument/2006/math" xmlns:v="urn:schemas-microsoft-com:vml" xmlns:wp14="http://schemas.microsoft.com/office/word/2010/wordprocessingDrawing" xmlns:wp="http://schemas.openxmlformats.org/drawingml/2006/wordprocessingDrawing" xmlns:w10="urn:schemas-microsoft-com:office:word" xmlns:w="http://schemas.openxmlformats.org/wordprocessingml/2006/main" xmlns:w14="http://schemas.microsoft.com/office/word/2010/wordml" xmlns:w15="http://schemas.microsoft.com/office/word/2012/wordml" xmlns:w16cex="http://schemas.microsoft.com/office/word/2018/wordml/cex" xmlns:w16cid="http://schemas.microsoft.com/office/word/2016/wordml/cid" xmlns:w16="http://schemas.microsoft.com/office/word/2018/wordml" xmlns:w16du="http://schemas.microsoft.com/office/word/2023/wordml/word16du" xmlns:w16sdtdh="http://schemas.microsoft.com/office/word/2020/wordml/sdtdatahash" xmlns:w16sdtfl="http://schemas.microsoft.com/office/word/2024/wordml/sdtformatlock" xmlns:w16se="http://schemas.microsoft.com/office/word/2015/wordml/symex" xmlns:wpg="http://schemas.microsoft.com/office/word/2010/wordprocessingGroup" xmlns:wpi="http://schemas.microsoft.com/office/word/2010/wordprocessingInk" xmlns:wne="http://schemas.microsoft.com/office/word/2006/wordml" xmlns:wps="http://schemas.microsoft.com/office/word/2010/wordprocessingShape" mc:Ignorable="w14 w15 w16se w16cid w16 w16cex w16sdtdh w16sdtfl w16du wp14">
   <w:endnote w:type="separator" w:id="-1">
     <w:p>
       <w:pPr>
@@ -1012,7 +1187,7 @@
 </file>
 
 <file path=word/footnotes.xml><?xml version="1.0" encoding="utf-8"?>
-<w:footnotes xmlns:wpc="http://schemas.microsoft.com/office/word/2010/wordprocessingCanvas" xmlns:cx="http://schemas.microsoft.com/office/drawing/2014/chartex" xmlns:cx1="http://schemas.microsoft.com/office/drawing/2015/9/8/chartex" xmlns:cx2="http://schemas.microsoft.com/office/drawing/2015/10/21/chartex" xmlns:cx3="http://schemas.microsoft.com/office/drawing/2016/5/9/chartex" xmlns:cx4="http://schemas.microsoft.com/office/drawing/2016/5/10/chartex" xmlns:cx5="http://schemas.microsoft.com/office/drawing/2016/5/11/chartex" xmlns:cx6="http://schemas.microsoft.com/office/drawing/2016/5/12/chartex" xmlns:cx7="http://schemas.microsoft.com/office/drawing/2016/5/13/chartex" xmlns:cx8="http://schemas.microsoft.com/office/drawing/2016/5/14/chartex" xmlns:mc="http://schemas.openxmlformats.org/markup-compatibility/2006" xmlns:aink="http://schemas.microsoft.com/office/drawing/2016/ink" xmlns:am3d="http://schemas.microsoft.com/office/drawing/2017/model3d" xmlns:o="urn:schemas-microsoft-com:office:office" xmlns:oel="http://schemas.microsoft.com/office/2019/extlst" xmlns:r="http://schemas.openxmlformats.org/officeDocument/2006/relationships" xmlns:m="http://schemas.openxmlformats.org/officeDocument/2006/math" xmlns:v="urn:schemas-microsoft-com:vml" xmlns:wp14="http://schemas.microsoft.com/office/word/2010/wordprocessingDrawing" xmlns:wp="http://schemas.openxmlformats.org/drawingml/2006/wordprocessingDrawing" xmlns:w10="urn:schemas-microsoft-com:office:word" xmlns:w="http://schemas.openxmlformats.org/wordprocessingml/2006/main" xmlns:w14="http://schemas.microsoft.com/office/word/2010/wordml" xmlns:w15="http://schemas.microsoft.com/office/word/2012/wordml" xmlns:w16cei="http://schemas.microsoft.com/office/word/2026/wordml/cei" xmlns:w16cex="http://schemas.microsoft.com/office/word/2018/wordml/cex" xmlns:w16cid="http://schemas.microsoft.com/office/word/2016/wordml/cid" xmlns:w16="http://schemas.microsoft.com/office/word/2018/wordml" xmlns:w16du="http://schemas.microsoft.com/office/word/2023/wordml/word16du" xmlns:w16sdtdh="http://schemas.microsoft.com/office/word/2020/wordml/sdtdatahash" xmlns:w16sdtfl="http://schemas.microsoft.com/office/word/2024/wordml/sdtformatlock" xmlns:w16se="http://schemas.microsoft.com/office/word/2015/wordml/symex" xmlns:wpg="http://schemas.microsoft.com/office/word/2010/wordprocessingGroup" xmlns:wpi="http://schemas.microsoft.com/office/word/2010/wordprocessingInk" xmlns:wne="http://schemas.microsoft.com/office/word/2006/wordml" xmlns:wps="http://schemas.microsoft.com/office/word/2010/wordprocessingShape" mc:Ignorable="w14 w15 w16se w16cid w16 w16cex w16sdtdh w16sdtfl w16du wp14">
+<w:footnotes xmlns:wpc="http://schemas.microsoft.com/office/word/2010/wordprocessingCanvas" xmlns:cx="http://schemas.microsoft.com/office/drawing/2014/chartex" xmlns:cx1="http://schemas.microsoft.com/office/drawing/2015/9/8/chartex" xmlns:cx2="http://schemas.microsoft.com/office/drawing/2015/10/21/chartex" xmlns:cx3="http://schemas.microsoft.com/office/drawing/2016/5/9/chartex" xmlns:cx4="http://schemas.microsoft.com/office/drawing/2016/5/10/chartex" xmlns:cx5="http://schemas.microsoft.com/office/drawing/2016/5/11/chartex" xmlns:cx6="http://schemas.microsoft.com/office/drawing/2016/5/12/chartex" xmlns:cx7="http://schemas.microsoft.com/office/drawing/2016/5/13/chartex" xmlns:cx8="http://schemas.microsoft.com/office/drawing/2016/5/14/chartex" xmlns:mc="http://schemas.openxmlformats.org/markup-compatibility/2006" xmlns:aink="http://schemas.microsoft.com/office/drawing/2016/ink" xmlns:am3d="http://schemas.microsoft.com/office/drawing/2017/model3d" xmlns:o="urn:schemas-microsoft-com:office:office" xmlns:oel="http://schemas.microsoft.com/office/2019/extlst" xmlns:r="http://schemas.openxmlformats.org/officeDocument/2006/relationships" xmlns:m="http://schemas.openxmlformats.org/officeDocument/2006/math" xmlns:v="urn:schemas-microsoft-com:vml" xmlns:wp14="http://schemas.microsoft.com/office/word/2010/wordprocessingDrawing" xmlns:wp="http://schemas.openxmlformats.org/drawingml/2006/wordprocessingDrawing" xmlns:w10="urn:schemas-microsoft-com:office:word" xmlns:w="http://schemas.openxmlformats.org/wordprocessingml/2006/main" xmlns:w14="http://schemas.microsoft.com/office/word/2010/wordml" xmlns:w15="http://schemas.microsoft.com/office/word/2012/wordml" xmlns:w16cex="http://schemas.microsoft.com/office/word/2018/wordml/cex" xmlns:w16cid="http://schemas.microsoft.com/office/word/2016/wordml/cid" xmlns:w16="http://schemas.microsoft.com/office/word/2018/wordml" xmlns:w16du="http://schemas.microsoft.com/office/word/2023/wordml/word16du" xmlns:w16sdtdh="http://schemas.microsoft.com/office/word/2020/wordml/sdtdatahash" xmlns:w16sdtfl="http://schemas.microsoft.com/office/word/2024/wordml/sdtformatlock" xmlns:w16se="http://schemas.microsoft.com/office/word/2015/wordml/symex" xmlns:wpg="http://schemas.microsoft.com/office/word/2010/wordprocessingGroup" xmlns:wpi="http://schemas.microsoft.com/office/word/2010/wordprocessingInk" xmlns:wne="http://schemas.microsoft.com/office/word/2006/wordml" xmlns:wps="http://schemas.microsoft.com/office/word/2010/wordprocessingShape" mc:Ignorable="w14 w15 w16se w16cid w16 w16cex w16sdtdh w16sdtfl w16du wp14">
   <w:footnote w:type="separator" w:id="-1">
     <w:p>
       <w:pPr>
@@ -1041,7 +1216,7 @@
 </file>
 
 <file path=word/numbering.xml><?xml version="1.0" encoding="utf-8"?>
-<w:numbering xmlns:wpc="http://schemas.microsoft.com/office/word/2010/wordprocessingCanvas" xmlns:cx="http://schemas.microsoft.com/office/drawing/2014/chartex" xmlns:cx1="http://schemas.microsoft.com/office/drawing/2015/9/8/chartex" xmlns:cx2="http://schemas.microsoft.com/office/drawing/2015/10/21/chartex" xmlns:cx3="http://schemas.microsoft.com/office/drawing/2016/5/9/chartex" xmlns:cx4="http://schemas.microsoft.com/office/drawing/2016/5/10/chartex" xmlns:cx5="http://schemas.microsoft.com/office/drawing/2016/5/11/chartex" xmlns:cx6="http://schemas.microsoft.com/office/drawing/2016/5/12/chartex" xmlns:cx7="http://schemas.microsoft.com/office/drawing/2016/5/13/chartex" xmlns:cx8="http://schemas.microsoft.com/office/drawing/2016/5/14/chartex" xmlns:mc="http://schemas.openxmlformats.org/markup-compatibility/2006" xmlns:aink="http://schemas.microsoft.com/office/drawing/2016/ink" xmlns:am3d="http://schemas.microsoft.com/office/drawing/2017/model3d" xmlns:o="urn:schemas-microsoft-com:office:office" xmlns:oel="http://schemas.microsoft.com/office/2019/extlst" xmlns:r="http://schemas.openxmlformats.org/officeDocument/2006/relationships" xmlns:m="http://schemas.openxmlformats.org/officeDocument/2006/math" xmlns:v="urn:schemas-microsoft-com:vml" xmlns:wp14="http://schemas.microsoft.com/office/word/2010/wordprocessingDrawing" xmlns:wp="http://schemas.openxmlformats.org/drawingml/2006/wordprocessingDrawing" xmlns:w10="urn:schemas-microsoft-com:office:word" xmlns:w="http://schemas.openxmlformats.org/wordprocessingml/2006/main" xmlns:w14="http://schemas.microsoft.com/office/word/2010/wordml" xmlns:w15="http://schemas.microsoft.com/office/word/2012/wordml" xmlns:w16cei="http://schemas.microsoft.com/office/word/2026/wordml/cei" xmlns:w16cex="http://schemas.microsoft.com/office/word/2018/wordml/cex" xmlns:w16cid="http://schemas.microsoft.com/office/word/2016/wordml/cid" xmlns:w16="http://schemas.microsoft.com/office/word/2018/wordml" xmlns:w16du="http://schemas.microsoft.com/office/word/2023/wordml/word16du" xmlns:w16sdtdh="http://schemas.microsoft.com/office/word/2020/wordml/sdtdatahash" xmlns:w16sdtfl="http://schemas.microsoft.com/office/word/2024/wordml/sdtformatlock" xmlns:w16se="http://schemas.microsoft.com/office/word/2015/wordml/symex" xmlns:wpg="http://schemas.microsoft.com/office/word/2010/wordprocessingGroup" xmlns:wpi="http://schemas.microsoft.com/office/word/2010/wordprocessingInk" xmlns:wne="http://schemas.microsoft.com/office/word/2006/wordml" xmlns:wps="http://schemas.microsoft.com/office/word/2010/wordprocessingShape" mc:Ignorable="w14 w15 w16se w16cid w16 w16cex w16sdtdh w16sdtfl w16du wp14">
+<w:numbering xmlns:wpc="http://schemas.microsoft.com/office/word/2010/wordprocessingCanvas" xmlns:cx="http://schemas.microsoft.com/office/drawing/2014/chartex" xmlns:cx1="http://schemas.microsoft.com/office/drawing/2015/9/8/chartex" xmlns:cx2="http://schemas.microsoft.com/office/drawing/2015/10/21/chartex" xmlns:cx3="http://schemas.microsoft.com/office/drawing/2016/5/9/chartex" xmlns:cx4="http://schemas.microsoft.com/office/drawing/2016/5/10/chartex" xmlns:cx5="http://schemas.microsoft.com/office/drawing/2016/5/11/chartex" xmlns:cx6="http://schemas.microsoft.com/office/drawing/2016/5/12/chartex" xmlns:cx7="http://schemas.microsoft.com/office/drawing/2016/5/13/chartex" xmlns:cx8="http://schemas.microsoft.com/office/drawing/2016/5/14/chartex" xmlns:mc="http://schemas.openxmlformats.org/markup-compatibility/2006" xmlns:aink="http://schemas.microsoft.com/office/drawing/2016/ink" xmlns:am3d="http://schemas.microsoft.com/office/drawing/2017/model3d" xmlns:o="urn:schemas-microsoft-com:office:office" xmlns:oel="http://schemas.microsoft.com/office/2019/extlst" xmlns:r="http://schemas.openxmlformats.org/officeDocument/2006/relationships" xmlns:m="http://schemas.openxmlformats.org/officeDocument/2006/math" xmlns:v="urn:schemas-microsoft-com:vml" xmlns:wp14="http://schemas.microsoft.com/office/word/2010/wordprocessingDrawing" xmlns:wp="http://schemas.openxmlformats.org/drawingml/2006/wordprocessingDrawing" xmlns:w10="urn:schemas-microsoft-com:office:word" xmlns:w="http://schemas.openxmlformats.org/wordprocessingml/2006/main" xmlns:w14="http://schemas.microsoft.com/office/word/2010/wordml" xmlns:w15="http://schemas.microsoft.com/office/word/2012/wordml" xmlns:w16cex="http://schemas.microsoft.com/office/word/2018/wordml/cex" xmlns:w16cid="http://schemas.microsoft.com/office/word/2016/wordml/cid" xmlns:w16="http://schemas.microsoft.com/office/word/2018/wordml" xmlns:w16du="http://schemas.microsoft.com/office/word/2023/wordml/word16du" xmlns:w16sdtdh="http://schemas.microsoft.com/office/word/2020/wordml/sdtdatahash" xmlns:w16sdtfl="http://schemas.microsoft.com/office/word/2024/wordml/sdtformatlock" xmlns:w16se="http://schemas.microsoft.com/office/word/2015/wordml/symex" xmlns:wpg="http://schemas.microsoft.com/office/word/2010/wordprocessingGroup" xmlns:wpi="http://schemas.microsoft.com/office/word/2010/wordprocessingInk" xmlns:wne="http://schemas.microsoft.com/office/word/2006/wordml" xmlns:wps="http://schemas.microsoft.com/office/word/2010/wordprocessingShape" mc:Ignorable="w14 w15 w16se w16cid w16 w16cex w16sdtdh w16sdtfl w16du wp14">
   <w:abstractNum w:abstractNumId="0" w15:restartNumberingAfterBreak="0">
     <w:nsid w:val="549B0CA9"/>
     <w:multiLevelType w:val="multilevel"/>
